--- a/business/Resumen.docx
+++ b/business/Resumen.docx
@@ -1471,15 +1471,24 @@
                 <w:szCs w:val="20"/>
               </w:rPr>
             </w:pPr>
-            <w:r>
-              <w:rPr>
-                <w:i w:val="1"/>
-                <w:iCs w:val="1"/>
-                <w:sz w:val="20"/>
-                <w:szCs w:val="20"/>
-                <w:rtl w:val="0"/>
-              </w:rPr>
-              <w:t xml:space="preserve">https://github.com/luiselodeon/PgGuardian</w:t>
+            <w:hyperlink r:id="rId9">
+              <w:r>
+                <w:rPr>
+                  <w:i w:val="1"/>
+                  <w:iCs w:val="1"/>
+                  <w:color w:val="1155cc"/>
+                  <w:sz w:val="20"/>
+                  <w:szCs w:val="20"/>
+                  <w:u w:val="single"/>
+                  <w:rtl w:val="0"/>
+                </w:rPr>
+                <w:t xml:space="preserve">https://github.com/luiselodeon/PgGuardian</w:t>
+              </w:r>
+            </w:hyperlink>
+            <w:r>
+              <w:rPr>
+                <w:rtl w:val="0"/>
+              </w:rPr>
             </w:r>
           </w:p>
         </w:tc>
@@ -1520,35 +1529,24 @@
               <w:rPr>
                 <w:i w:val="1"/>
                 <w:iCs w:val="1"/>
-                <w:color w:val="bbbbbb"/>
-                <w:sz w:val="20"/>
-                <w:szCs w:val="20"/>
-              </w:rPr>
-            </w:pPr>
-            <w:sdt>
-              <w:sdtPr>
-                <w:id w:val="-1520442300"/>
-                <w:tag w:val="goog_rdk_0"/>
-              </w:sdtPr>
-              <w:sdtContent>
-                <w:commentRangeStart w:id="0"/>
-              </w:sdtContent>
-            </w:sdt>
-            <w:r>
-              <w:rPr>
-                <w:i w:val="1"/>
-                <w:iCs w:val="1"/>
-                <w:color w:val="bbbbbb"/>
-                <w:sz w:val="20"/>
-                <w:szCs w:val="20"/>
-                <w:rtl w:val="0"/>
-              </w:rPr>
-              <w:t xml:space="preserve">Link a YouTube, Drive, Loom, etc.</w:t>
-            </w:r>
-            <w:commentRangeEnd w:id="0"/>
-            <w:r>
-              <w:commentReference w:id="0"/>
-            </w:r>
+                <w:sz w:val="20"/>
+                <w:szCs w:val="20"/>
+              </w:rPr>
+            </w:pPr>
+            <w:hyperlink r:id="rId10">
+              <w:r>
+                <w:rPr>
+                  <w:i w:val="1"/>
+                  <w:iCs w:val="1"/>
+                  <w:color w:val="1155cc"/>
+                  <w:sz w:val="20"/>
+                  <w:szCs w:val="20"/>
+                  <w:u w:val="single"/>
+                  <w:rtl w:val="0"/>
+                </w:rPr>
+                <w:t xml:space="preserve">https://youtu.be/Xy6WHuwOaY0</w:t>
+              </w:r>
+            </w:hyperlink>
             <w:r>
               <w:rPr>
                 <w:rtl w:val="0"/>
@@ -1591,21 +1589,41 @@
           <w:p>
             <w:pPr>
               <w:rPr>
-                <w:sz w:val="20"/>
-                <w:szCs w:val="20"/>
-              </w:rPr>
-            </w:pPr>
-            <w:r>
-              <w:rPr>
                 <w:i w:val="1"/>
                 <w:iCs w:val="1"/>
-                <w:color w:val="bbbbbb"/>
-                <w:sz w:val="20"/>
-                <w:szCs w:val="20"/>
-                <w:rtl w:val="0"/>
-              </w:rPr>
-              <w:t xml:space="preserve">Solo si tomaron el bonus</w:t>
-            </w:r>
+                <w:sz w:val="20"/>
+                <w:szCs w:val="20"/>
+              </w:rPr>
+            </w:pPr>
+            <w:hyperlink r:id="rId11">
+              <w:r>
+                <w:rPr>
+                  <w:i w:val="1"/>
+                  <w:iCs w:val="1"/>
+                  <w:color w:val="1155cc"/>
+                  <w:sz w:val="20"/>
+                  <w:szCs w:val="20"/>
+                  <w:u w:val="single"/>
+                  <w:rtl w:val="0"/>
+                </w:rPr>
+                <w:t xml:space="preserve">https://landing-page-pg-guardian.vercel.app/</w:t>
+              </w:r>
+            </w:hyperlink>
+            <w:r>
+              <w:rPr>
+                <w:rtl w:val="0"/>
+              </w:rPr>
+            </w:r>
+          </w:p>
+          <w:p>
+            <w:pPr>
+              <w:rPr>
+                <w:i w:val="1"/>
+                <w:iCs w:val="1"/>
+                <w:sz w:val="20"/>
+                <w:szCs w:val="20"/>
+              </w:rPr>
+            </w:pPr>
             <w:r>
               <w:rPr>
                 <w:rtl w:val="0"/>
@@ -1648,18 +1666,35 @@
           <w:p>
             <w:pPr>
               <w:rPr>
-                <w:sz w:val="24"/>
-                <w:szCs w:val="24"/>
-              </w:rPr>
-            </w:pPr>
-            <w:r>
-              <w:rPr>
-                <w:sz w:val="20"/>
-                <w:szCs w:val="20"/>
-                <w:rtl w:val="0"/>
-              </w:rPr>
-              <w:t xml:space="preserve">https://pgguardian-frontend.onrender.com</w:t>
-            </w:r>
+                <w:sz w:val="20"/>
+                <w:szCs w:val="20"/>
+              </w:rPr>
+            </w:pPr>
+            <w:hyperlink r:id="rId12">
+              <w:r>
+                <w:rPr>
+                  <w:color w:val="1155cc"/>
+                  <w:sz w:val="20"/>
+                  <w:szCs w:val="20"/>
+                  <w:u w:val="single"/>
+                  <w:rtl w:val="0"/>
+                </w:rPr>
+                <w:t xml:space="preserve">https://pgguardian-frontend.onrender.com</w:t>
+              </w:r>
+            </w:hyperlink>
+            <w:r>
+              <w:rPr>
+                <w:rtl w:val="0"/>
+              </w:rPr>
+            </w:r>
+          </w:p>
+          <w:p>
+            <w:pPr>
+              <w:rPr>
+                <w:sz w:val="20"/>
+                <w:szCs w:val="20"/>
+              </w:rPr>
+            </w:pPr>
             <w:r>
               <w:rPr>
                 <w:rtl w:val="0"/>
@@ -1854,11 +1889,11 @@
       </w:r>
       <w:sdt>
         <w:sdtPr>
-          <w:id w:val="1231219098"/>
-          <w:tag w:val="goog_rdk_1"/>
+          <w:id w:val="-206336891"/>
+          <w:tag w:val="goog_rdk_0"/>
         </w:sdtPr>
         <w:sdtContent>
-          <w:commentRangeStart w:id="1"/>
+          <w:commentRangeStart w:id="0"/>
         </w:sdtContent>
       </w:sdt>
       <w:r>
@@ -1867,9 +1902,9 @@
         </w:rPr>
         <w:t xml:space="preserve">l</w:t>
       </w:r>
-      <w:commentRangeEnd w:id="1"/>
-      <w:r>
-        <w:commentReference w:id="1"/>
+      <w:commentRangeEnd w:id="0"/>
+      <w:r>
+        <w:commentReference w:id="0"/>
       </w:r>
       <w:r>
         <w:rPr>
@@ -2425,8 +2460,8 @@
             </w:pPr>
             <w:sdt>
               <w:sdtPr>
-                <w:id w:val="-1027309964"/>
-                <w:tag w:val="goog_rdk_2"/>
+                <w:id w:val="-1036680927"/>
+                <w:tag w:val="goog_rdk_1"/>
               </w:sdtPr>
               <w:sdtContent>
                 <w:r>
@@ -2499,11 +2534,11 @@
       </w:r>
       <w:sdt>
         <w:sdtPr>
-          <w:id w:val="122421210"/>
-          <w:tag w:val="goog_rdk_3"/>
+          <w:id w:val="-219966481"/>
+          <w:tag w:val="goog_rdk_2"/>
         </w:sdtPr>
         <w:sdtContent>
-          <w:commentRangeStart w:id="2"/>
+          <w:commentRangeStart w:id="1"/>
         </w:sdtContent>
       </w:sdt>
       <w:r>
@@ -2513,9 +2548,9 @@
         </w:rPr>
         <w:t xml:space="preserve">:</w:t>
       </w:r>
-      <w:commentRangeEnd w:id="2"/>
-      <w:r>
-        <w:commentReference w:id="2"/>
+      <w:commentRangeEnd w:id="1"/>
+      <w:r>
+        <w:commentReference w:id="1"/>
       </w:r>
       <w:r>
         <w:rPr>
@@ -3456,11 +3491,11 @@
       </w:pPr>
       <w:sdt>
         <w:sdtPr>
-          <w:id w:val="1522986051"/>
-          <w:tag w:val="goog_rdk_4"/>
+          <w:id w:val="649437696"/>
+          <w:tag w:val="goog_rdk_3"/>
         </w:sdtPr>
         <w:sdtContent>
-          <w:commentRangeStart w:id="3"/>
+          <w:commentRangeStart w:id="2"/>
         </w:sdtContent>
       </w:sdt>
       <w:r>
@@ -3470,9 +3505,9 @@
         </w:rPr>
         <w:t xml:space="preserve">Descripción detallada del uso de IA</w:t>
       </w:r>
-      <w:commentRangeEnd w:id="3"/>
-      <w:r>
-        <w:commentReference w:id="3"/>
+      <w:commentRangeEnd w:id="2"/>
+      <w:r>
+        <w:commentReference w:id="2"/>
       </w:r>
       <w:r>
         <w:rPr>
@@ -4326,8 +4361,8 @@
       </w:r>
     </w:p>
     <w:sectPr>
-      <w:headerReference r:id="rId9" w:type="default"/>
-      <w:footerReference r:id="rId10" w:type="default"/>
+      <w:headerReference r:id="rId13" w:type="default"/>
+      <w:footerReference r:id="rId14" w:type="default"/>
       <w:pgSz w:h="15840" w:w="12240" w:orient="portrait"/>
       <w:pgMar w:bottom="1100" w:top="1700" w:left="1440" w:right="1440" w:header="708" w:footer="708"/>
       <w:pgNumType w:start="1"/>
@@ -4338,7 +4373,7 @@
 
 <file path=word/comments.xml><?xml version="1.0" encoding="utf-8"?>
 <w:comments xmlns:mc="http://schemas.openxmlformats.org/markup-compatibility/2006" xmlns:o="urn:schemas-microsoft-com:office:office" xmlns:r="http://schemas.openxmlformats.org/officeDocument/2006/relationships" xmlns:m="http://schemas.openxmlformats.org/officeDocument/2006/math" xmlns:v="urn:schemas-microsoft-com:vml" xmlns:wp="http://schemas.openxmlformats.org/drawingml/2006/wordprocessingDrawing" xmlns:w10="urn:schemas-microsoft-com:office:word" xmlns:w="http://schemas.openxmlformats.org/wordprocessingml/2006/main" xmlns:wne="http://schemas.microsoft.com/office/word/2006/wordml" xmlns:sl="http://schemas.openxmlformats.org/schemaLibrary/2006/main" xmlns:a="http://schemas.openxmlformats.org/drawingml/2006/main" xmlns:pic="http://schemas.openxmlformats.org/drawingml/2006/picture" xmlns:c="http://schemas.openxmlformats.org/drawingml/2006/chart" xmlns:lc="http://schemas.openxmlformats.org/drawingml/2006/lockedCanvas" xmlns:dgm="http://schemas.openxmlformats.org/drawingml/2006/diagram" xmlns:wps="http://schemas.microsoft.com/office/word/2010/wordprocessingShape" xmlns:wpg="http://schemas.microsoft.com/office/word/2010/wordprocessingGroup" xmlns:w14="http://schemas.microsoft.com/office/word/2010/wordml" xmlns:w15="http://schemas.microsoft.com/office/word/2012/wordml" xmlns:w16="http://schemas.microsoft.com/office/word/2018/wordml" xmlns:w16cex="http://schemas.microsoft.com/office/word/2018/wordml/cex" xmlns:w16cid="http://schemas.microsoft.com/office/word/2016/wordml/cid" xmlns="http://schemas.microsoft.com/office/tasks/2019/documenttasks" xmlns:cr="http://schemas.microsoft.com/office/comments/2020/reactions">
-  <w:comment w:author="Luis Arias Llaguno" w:id="0" w:date="2026-05-08T18:49:00Z">
+  <w:comment w:author="Jesús Avila" w:id="2" w:date="2026-05-14T01:05:22Z">
     <w:p>
       <w:pPr>
         <w:keepNext w:val="0"/>
@@ -4389,117 +4424,7 @@
           <w:vertAlign w:val="baseline"/>
           <w:rtl w:val="0"/>
         </w:rPr>
-        <w:t xml:space="preserve">Falta poner el link del demo cuando lo tenngamos</w:t>
-      </w:r>
-    </w:p>
-  </w:comment>
-  <w:comment w:author="Jesús Avila" w:id="3" w:date="2026-05-14T01:05:22Z">
-    <w:p>
-      <w:pPr>
-        <w:keepNext w:val="0"/>
-        <w:keepLines w:val="0"/>
-        <w:pageBreakBefore w:val="0"/>
-        <w:widowControl w:val="0"/>
-        <w:pBdr>
-          <w:top w:space="0" w:sz="0" w:val="nil"/>
-          <w:left w:space="0" w:sz="0" w:val="nil"/>
-          <w:bottom w:space="0" w:sz="0" w:val="nil"/>
-          <w:right w:space="0" w:sz="0" w:val="nil"/>
-          <w:between w:space="0" w:sz="0" w:val="nil"/>
-        </w:pBdr>
-        <w:shd w:fill="auto" w:val="clear"/>
-        <w:spacing w:after="0" w:before="0" w:line="240" w:lineRule="auto"/>
-        <w:ind w:left="0" w:right="0" w:firstLine="0"/>
-        <w:jc w:val="left"/>
-        <w:rPr>
-          <w:rFonts w:ascii="Arial" w:cs="Arial" w:eastAsia="Arial" w:hAnsi="Arial"/>
-          <w:b w:val="0"/>
-          <w:bCs w:val="0"/>
-          <w:i w:val="0"/>
-          <w:iCs w:val="0"/>
-          <w:smallCaps w:val="0"/>
-          <w:strike w:val="0"/>
-          <w:color w:val="000000"/>
-          <w:sz w:val="22"/>
-          <w:szCs w:val="22"/>
-          <w:u w:val="none"/>
-          <w:shd w:fill="auto" w:val="clear"/>
-          <w:vertAlign w:val="baseline"/>
-        </w:rPr>
-      </w:pPr>
-      <w:r>
-        <w:rPr>
-          <w:rFonts w:ascii="Arial" w:cs="Arial" w:eastAsia="Arial" w:hAnsi="Arial"/>
-          <w:b w:val="0"/>
-          <w:bCs w:val="0"/>
-          <w:i w:val="0"/>
-          <w:iCs w:val="0"/>
-          <w:smallCaps w:val="0"/>
-          <w:strike w:val="0"/>
-          <w:color w:val="000000"/>
-          <w:sz w:val="22"/>
-          <w:szCs w:val="22"/>
-          <w:u w:val="none"/>
-          <w:shd w:fill="auto" w:val="clear"/>
-          <w:vertAlign w:val="baseline"/>
-          <w:rtl w:val="0"/>
-        </w:rPr>
         <w:t xml:space="preserve">opiniones?</w:t>
-      </w:r>
-    </w:p>
-  </w:comment>
-  <w:comment w:author="Ana Ruiz Castillo" w:id="2" w:date="2026-05-09T14:47:00Z">
-    <w:p>
-      <w:pPr>
-        <w:keepNext w:val="0"/>
-        <w:keepLines w:val="0"/>
-        <w:pageBreakBefore w:val="0"/>
-        <w:widowControl w:val="0"/>
-        <w:pBdr>
-          <w:top w:space="0" w:sz="0" w:val="nil"/>
-          <w:left w:space="0" w:sz="0" w:val="nil"/>
-          <w:bottom w:space="0" w:sz="0" w:val="nil"/>
-          <w:right w:space="0" w:sz="0" w:val="nil"/>
-          <w:between w:space="0" w:sz="0" w:val="nil"/>
-        </w:pBdr>
-        <w:shd w:fill="auto" w:val="clear"/>
-        <w:spacing w:after="0" w:before="0" w:line="240" w:lineRule="auto"/>
-        <w:ind w:left="0" w:right="0" w:firstLine="0"/>
-        <w:jc w:val="left"/>
-        <w:rPr>
-          <w:rFonts w:ascii="Arial" w:cs="Arial" w:eastAsia="Arial" w:hAnsi="Arial"/>
-          <w:b w:val="0"/>
-          <w:bCs w:val="0"/>
-          <w:i w:val="0"/>
-          <w:iCs w:val="0"/>
-          <w:smallCaps w:val="0"/>
-          <w:strike w:val="0"/>
-          <w:color w:val="000000"/>
-          <w:sz w:val="22"/>
-          <w:szCs w:val="22"/>
-          <w:u w:val="none"/>
-          <w:shd w:fill="auto" w:val="clear"/>
-          <w:vertAlign w:val="baseline"/>
-        </w:rPr>
-      </w:pPr>
-      <w:r>
-        <w:rPr>
-          <w:rFonts w:ascii="Arial" w:cs="Arial" w:eastAsia="Arial" w:hAnsi="Arial"/>
-          <w:b w:val="0"/>
-          <w:bCs w:val="0"/>
-          <w:i w:val="0"/>
-          <w:iCs w:val="0"/>
-          <w:smallCaps w:val="0"/>
-          <w:strike w:val="0"/>
-          <w:color w:val="000000"/>
-          <w:sz w:val="22"/>
-          <w:szCs w:val="22"/>
-          <w:u w:val="none"/>
-          <w:shd w:fill="auto" w:val="clear"/>
-          <w:vertAlign w:val="baseline"/>
-          <w:rtl w:val="0"/>
-        </w:rPr>
-        <w:t xml:space="preserve">[Instrucción: Marquen con [x] las opciones aplicables y describan cómo se usó la IA en su proyecto. Pueden marcar varias.] </w:t>
       </w:r>
     </w:p>
   </w:comment>
@@ -4554,6 +4479,61 @@
           <w:vertAlign w:val="baseline"/>
           <w:rtl w:val="0"/>
         </w:rPr>
+        <w:t xml:space="preserve">[Instrucción: Marquen con [x] las opciones aplicables y describan cómo se usó la IA en su proyecto. Pueden marcar varias.] </w:t>
+      </w:r>
+    </w:p>
+  </w:comment>
+  <w:comment w:author="Ana Ruiz Castillo" w:id="0" w:date="2026-05-09T14:47:00Z">
+    <w:p>
+      <w:pPr>
+        <w:keepNext w:val="0"/>
+        <w:keepLines w:val="0"/>
+        <w:pageBreakBefore w:val="0"/>
+        <w:widowControl w:val="0"/>
+        <w:pBdr>
+          <w:top w:space="0" w:sz="0" w:val="nil"/>
+          <w:left w:space="0" w:sz="0" w:val="nil"/>
+          <w:bottom w:space="0" w:sz="0" w:val="nil"/>
+          <w:right w:space="0" w:sz="0" w:val="nil"/>
+          <w:between w:space="0" w:sz="0" w:val="nil"/>
+        </w:pBdr>
+        <w:shd w:fill="auto" w:val="clear"/>
+        <w:spacing w:after="0" w:before="0" w:line="240" w:lineRule="auto"/>
+        <w:ind w:left="0" w:right="0" w:firstLine="0"/>
+        <w:jc w:val="left"/>
+        <w:rPr>
+          <w:rFonts w:ascii="Arial" w:cs="Arial" w:eastAsia="Arial" w:hAnsi="Arial"/>
+          <w:b w:val="0"/>
+          <w:bCs w:val="0"/>
+          <w:i w:val="0"/>
+          <w:iCs w:val="0"/>
+          <w:smallCaps w:val="0"/>
+          <w:strike w:val="0"/>
+          <w:color w:val="000000"/>
+          <w:sz w:val="22"/>
+          <w:szCs w:val="22"/>
+          <w:u w:val="none"/>
+          <w:shd w:fill="auto" w:val="clear"/>
+          <w:vertAlign w:val="baseline"/>
+        </w:rPr>
+      </w:pPr>
+      <w:r>
+        <w:rPr>
+          <w:rFonts w:ascii="Arial" w:cs="Arial" w:eastAsia="Arial" w:hAnsi="Arial"/>
+          <w:b w:val="0"/>
+          <w:bCs w:val="0"/>
+          <w:i w:val="0"/>
+          <w:iCs w:val="0"/>
+          <w:smallCaps w:val="0"/>
+          <w:strike w:val="0"/>
+          <w:color w:val="000000"/>
+          <w:sz w:val="22"/>
+          <w:szCs w:val="22"/>
+          <w:u w:val="none"/>
+          <w:shd w:fill="auto" w:val="clear"/>
+          <w:vertAlign w:val="baseline"/>
+          <w:rtl w:val="0"/>
+        </w:rPr>
         <w:t xml:space="preserve">Instrucción: Reporte honesto del desempeño del producto sobre la BD demo oficial. El profesor lo va a verificar.</w:t>
       </w:r>
     </w:p>
@@ -4563,10 +4543,9 @@
 
 <file path=word/commentsExtended.xml><?xml version="1.0" encoding="utf-8"?>
 <w15:commentsEx xmlns:mc="http://schemas.openxmlformats.org/markup-compatibility/2006" xmlns:o="urn:schemas-microsoft-com:office:office" xmlns:r="http://schemas.openxmlformats.org/officeDocument/2006/relationships" xmlns:m="http://schemas.openxmlformats.org/officeDocument/2006/math" xmlns:v="urn:schemas-microsoft-com:vml" xmlns:wp="http://schemas.openxmlformats.org/drawingml/2006/wordprocessingDrawing" xmlns:w10="urn:schemas-microsoft-com:office:word" xmlns:w="http://schemas.openxmlformats.org/wordprocessingml/2006/main" xmlns:wne="http://schemas.microsoft.com/office/word/2006/wordml" xmlns:sl="http://schemas.openxmlformats.org/schemaLibrary/2006/main" xmlns:a="http://schemas.openxmlformats.org/drawingml/2006/main" xmlns:pic="http://schemas.openxmlformats.org/drawingml/2006/picture" xmlns:c="http://schemas.openxmlformats.org/drawingml/2006/chart" xmlns:lc="http://schemas.openxmlformats.org/drawingml/2006/lockedCanvas" xmlns:dgm="http://schemas.openxmlformats.org/drawingml/2006/diagram" xmlns:wps="http://schemas.microsoft.com/office/word/2010/wordprocessingShape" xmlns:wpg="http://schemas.microsoft.com/office/word/2010/wordprocessingGroup" xmlns:w14="http://schemas.microsoft.com/office/word/2010/wordml" xmlns:w15="http://schemas.microsoft.com/office/word/2012/wordml" xmlns:w16="http://schemas.microsoft.com/office/word/2018/wordml" xmlns:w16cex="http://schemas.microsoft.com/office/word/2018/wordml/cex" xmlns:w16cid="http://schemas.microsoft.com/office/word/2016/wordml/cid" xmlns="http://schemas.microsoft.com/office/tasks/2019/documenttasks" xmlns:cr="http://schemas.microsoft.com/office/comments/2020/reactions">
-  <w15:commentEx w15:paraId="00000076" w15:done="0"/>
-  <w15:commentEx w15:paraId="00000077" w15:done="0"/>
   <w15:commentEx w15:paraId="00000078" w15:done="0"/>
   <w15:commentEx w15:paraId="00000079" w15:done="0"/>
+  <w15:commentEx w15:paraId="0000007A" w15:done="0"/>
 </w15:commentsEx>
 </file>
 
@@ -5638,7 +5617,7 @@
 
 <file path=customXML/item1.xml><?xml version="1.0" encoding="utf-8"?>
 <go:gDocsCustomXmlDataStorage xmlns:go="http://customooxmlschemas.google.com/" xmlns:r="http://schemas.openxmlformats.org/officeDocument/2006/relationships" uri="GoogleDocsCustomDataVersion2">
-  <go:docsCustomData xmlns:go="http://customooxmlschemas.google.com/" roundtripDataSignature="AMtx7mhRGWBWilnF1R8qimDx4m9M42OPbg==">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</go:docsCustomData>
+  <go:docsCustomData xmlns:go="http://customooxmlschemas.google.com/" roundtripDataSignature="AMtx7mjBU4zw1zMn9Aum2Rt5gxgy3UzF6g==">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</go:docsCustomData>
 </go:gDocsCustomXmlDataStorage>
 </file>
 
